--- a/Documents/SWOT Analysis 2.docx
+++ b/Documents/SWOT Analysis 2.docx
@@ -4,29 +4,24 @@
   <w:body>
     <w:tbl>
       <w:tblPr>
-        <w:tblStyle w:val="PlainTable1"/>
+        <w:tblStyle w:val="TableGrid"/>
         <w:tblW w:w="0" w:type="auto"/>
         <w:tblLook w:val="04A0" w:firstRow="1" w:lastRow="0" w:firstColumn="1" w:lastColumn="0" w:noHBand="0" w:noVBand="1"/>
       </w:tblPr>
       <w:tblGrid>
-        <w:gridCol w:w="2264"/>
-        <w:gridCol w:w="3717"/>
-        <w:gridCol w:w="3369"/>
+        <w:gridCol w:w="2149"/>
+        <w:gridCol w:w="3588"/>
+        <w:gridCol w:w="3613"/>
       </w:tblGrid>
       <w:tr>
-        <w:trPr>
-          <w:cnfStyle w:val="100000000000" w:firstRow="1" w:lastRow="0" w:firstColumn="0" w:lastColumn="0" w:oddVBand="0" w:evenVBand="0" w:oddHBand="0" w:evenHBand="0" w:firstRowFirstColumn="0" w:firstRowLastColumn="0" w:lastRowFirstColumn="0" w:lastRowLastColumn="0"/>
-        </w:trPr>
         <w:tc>
           <w:tcPr>
-            <w:cnfStyle w:val="001000000000" w:firstRow="0" w:lastRow="0" w:firstColumn="1" w:lastColumn="0" w:oddVBand="0" w:evenVBand="0" w:oddHBand="0" w:evenHBand="0" w:firstRowFirstColumn="0" w:firstRowLastColumn="0" w:lastRowFirstColumn="0" w:lastRowLastColumn="0"/>
             <w:tcW w:w="0" w:type="auto"/>
             <w:hideMark/>
           </w:tcPr>
           <w:p>
             <w:pPr>
               <w:spacing w:after="160" w:line="278" w:lineRule="auto"/>
-              <w:jc w:val="both"/>
               <w:rPr>
                 <w:rFonts w:asciiTheme="majorBidi" w:hAnsiTheme="majorBidi" w:cstheme="majorBidi"/>
               </w:rPr>
@@ -41,15 +36,17 @@
           <w:p>
             <w:pPr>
               <w:spacing w:after="160" w:line="278" w:lineRule="auto"/>
-              <w:jc w:val="both"/>
-              <w:cnfStyle w:val="100000000000" w:firstRow="1" w:lastRow="0" w:firstColumn="0" w:lastColumn="0" w:oddVBand="0" w:evenVBand="0" w:oddHBand="0" w:evenHBand="0" w:firstRowFirstColumn="0" w:firstRowLastColumn="0" w:lastRowFirstColumn="0" w:lastRowLastColumn="0"/>
-              <w:rPr>
-                <w:rFonts w:asciiTheme="majorBidi" w:hAnsiTheme="majorBidi" w:cstheme="majorBidi"/>
-              </w:rPr>
-            </w:pPr>
-            <w:r>
-              <w:rPr>
-                <w:rFonts w:asciiTheme="majorBidi" w:hAnsiTheme="majorBidi" w:cstheme="majorBidi"/>
+              <w:rPr>
+                <w:rFonts w:asciiTheme="majorBidi" w:hAnsiTheme="majorBidi" w:cstheme="majorBidi"/>
+                <w:b/>
+                <w:bCs/>
+              </w:rPr>
+            </w:pPr>
+            <w:r>
+              <w:rPr>
+                <w:rFonts w:asciiTheme="majorBidi" w:hAnsiTheme="majorBidi" w:cstheme="majorBidi"/>
+                <w:b/>
+                <w:bCs/>
               </w:rPr>
               <w:t>Helpful to achieving the objective</w:t>
             </w:r>
@@ -63,15 +60,17 @@
           <w:p>
             <w:pPr>
               <w:spacing w:after="160" w:line="278" w:lineRule="auto"/>
-              <w:jc w:val="both"/>
-              <w:cnfStyle w:val="100000000000" w:firstRow="1" w:lastRow="0" w:firstColumn="0" w:lastColumn="0" w:oddVBand="0" w:evenVBand="0" w:oddHBand="0" w:evenHBand="0" w:firstRowFirstColumn="0" w:firstRowLastColumn="0" w:lastRowFirstColumn="0" w:lastRowLastColumn="0"/>
-              <w:rPr>
-                <w:rFonts w:asciiTheme="majorBidi" w:hAnsiTheme="majorBidi" w:cstheme="majorBidi"/>
-              </w:rPr>
-            </w:pPr>
-            <w:r>
-              <w:rPr>
-                <w:rFonts w:asciiTheme="majorBidi" w:hAnsiTheme="majorBidi" w:cstheme="majorBidi"/>
+              <w:rPr>
+                <w:rFonts w:asciiTheme="majorBidi" w:hAnsiTheme="majorBidi" w:cstheme="majorBidi"/>
+                <w:b/>
+                <w:bCs/>
+              </w:rPr>
+            </w:pPr>
+            <w:r>
+              <w:rPr>
+                <w:rFonts w:asciiTheme="majorBidi" w:hAnsiTheme="majorBidi" w:cstheme="majorBidi"/>
+                <w:b/>
+                <w:bCs/>
               </w:rPr>
               <w:t>Hamper achieving the objective</w:t>
             </w:r>
@@ -79,32 +78,31 @@
         </w:tc>
       </w:tr>
       <w:tr>
-        <w:trPr>
-          <w:cnfStyle w:val="000000100000" w:firstRow="0" w:lastRow="0" w:firstColumn="0" w:lastColumn="0" w:oddVBand="0" w:evenVBand="0" w:oddHBand="1" w:evenHBand="0" w:firstRowFirstColumn="0" w:firstRowLastColumn="0" w:lastRowFirstColumn="0" w:lastRowLastColumn="0"/>
-        </w:trPr>
         <w:tc>
           <w:tcPr>
-            <w:cnfStyle w:val="001000000000" w:firstRow="0" w:lastRow="0" w:firstColumn="1" w:lastColumn="0" w:oddVBand="0" w:evenVBand="0" w:oddHBand="0" w:evenHBand="0" w:firstRowFirstColumn="0" w:firstRowLastColumn="0" w:lastRowFirstColumn="0" w:lastRowLastColumn="0"/>
             <w:tcW w:w="0" w:type="auto"/>
             <w:hideMark/>
           </w:tcPr>
           <w:p>
             <w:pPr>
               <w:spacing w:after="160" w:line="278" w:lineRule="auto"/>
-              <w:jc w:val="both"/>
-              <w:rPr>
-                <w:rFonts w:asciiTheme="majorBidi" w:hAnsiTheme="majorBidi" w:cstheme="majorBidi"/>
-              </w:rPr>
-            </w:pPr>
-            <w:r>
-              <w:rPr>
-                <w:rFonts w:asciiTheme="majorBidi" w:hAnsiTheme="majorBidi" w:cstheme="majorBidi"/>
+              <w:rPr>
+                <w:rFonts w:asciiTheme="majorBidi" w:hAnsiTheme="majorBidi" w:cstheme="majorBidi"/>
+              </w:rPr>
+            </w:pPr>
+            <w:r>
+              <w:rPr>
+                <w:rFonts w:asciiTheme="majorBidi" w:hAnsiTheme="majorBidi" w:cstheme="majorBidi"/>
+                <w:b/>
+                <w:bCs/>
               </w:rPr>
               <w:t>Internal origin</w:t>
             </w:r>
             <w:r>
               <w:rPr>
                 <w:rFonts w:asciiTheme="majorBidi" w:hAnsiTheme="majorBidi" w:cstheme="majorBidi"/>
+                <w:b/>
+                <w:bCs/>
               </w:rPr>
               <w:t xml:space="preserve"> </w:t>
             </w:r>
@@ -124,8 +122,6 @@
           <w:p>
             <w:pPr>
               <w:spacing w:after="160" w:line="278" w:lineRule="auto"/>
-              <w:jc w:val="both"/>
-              <w:cnfStyle w:val="000000100000" w:firstRow="0" w:lastRow="0" w:firstColumn="0" w:lastColumn="0" w:oddVBand="0" w:evenVBand="0" w:oddHBand="1" w:evenHBand="0" w:firstRowFirstColumn="0" w:firstRowLastColumn="0" w:lastRowFirstColumn="0" w:lastRowLastColumn="0"/>
               <w:rPr>
                 <w:rFonts w:asciiTheme="majorBidi" w:hAnsiTheme="majorBidi" w:cstheme="majorBidi"/>
                 <w:b/>
@@ -144,49 +140,43 @@
           <w:p>
             <w:pPr>
               <w:spacing w:after="160" w:line="278" w:lineRule="auto"/>
-              <w:jc w:val="both"/>
-              <w:cnfStyle w:val="000000100000" w:firstRow="0" w:lastRow="0" w:firstColumn="0" w:lastColumn="0" w:oddVBand="0" w:evenVBand="0" w:oddHBand="1" w:evenHBand="0" w:firstRowFirstColumn="0" w:firstRowLastColumn="0" w:lastRowFirstColumn="0" w:lastRowLastColumn="0"/>
-              <w:rPr>
-                <w:rFonts w:asciiTheme="majorBidi" w:hAnsiTheme="majorBidi" w:cstheme="majorBidi"/>
-              </w:rPr>
-            </w:pPr>
-            <w:r>
-              <w:rPr>
-                <w:rFonts w:asciiTheme="majorBidi" w:hAnsiTheme="majorBidi" w:cstheme="majorBidi"/>
-              </w:rPr>
-              <w:t>1. High motivation to develop skills beyond the course (e.g., learning R, building a research portfolio).</w:t>
-            </w:r>
-          </w:p>
-          <w:p>
-            <w:pPr>
-              <w:spacing w:after="160" w:line="278" w:lineRule="auto"/>
-              <w:jc w:val="both"/>
-              <w:cnfStyle w:val="000000100000" w:firstRow="0" w:lastRow="0" w:firstColumn="0" w:lastColumn="0" w:oddVBand="0" w:evenVBand="0" w:oddHBand="1" w:evenHBand="0" w:firstRowFirstColumn="0" w:firstRowLastColumn="0" w:lastRowFirstColumn="0" w:lastRowLastColumn="0"/>
-              <w:rPr>
-                <w:rFonts w:asciiTheme="majorBidi" w:hAnsiTheme="majorBidi" w:cstheme="majorBidi"/>
-              </w:rPr>
-            </w:pPr>
-            <w:r>
-              <w:rPr>
-                <w:rFonts w:asciiTheme="majorBidi" w:hAnsiTheme="majorBidi" w:cstheme="majorBidi"/>
-              </w:rPr>
-              <w:t>2. Strong qualitative research capabilities, especially thematic analysis and coding.</w:t>
-            </w:r>
-          </w:p>
-          <w:p>
-            <w:pPr>
-              <w:spacing w:after="160" w:line="278" w:lineRule="auto"/>
-              <w:jc w:val="both"/>
-              <w:cnfStyle w:val="000000100000" w:firstRow="0" w:lastRow="0" w:firstColumn="0" w:lastColumn="0" w:oddVBand="0" w:evenVBand="0" w:oddHBand="1" w:evenHBand="0" w:firstRowFirstColumn="0" w:firstRowLastColumn="0" w:lastRowFirstColumn="0" w:lastRowLastColumn="0"/>
-              <w:rPr>
-                <w:rFonts w:asciiTheme="majorBidi" w:hAnsiTheme="majorBidi" w:cstheme="majorBidi"/>
-              </w:rPr>
-            </w:pPr>
-            <w:r>
-              <w:rPr>
-                <w:rFonts w:asciiTheme="majorBidi" w:hAnsiTheme="majorBidi" w:cstheme="majorBidi"/>
-              </w:rPr>
-              <w:t>3. Good ability to engage in reflective practice and apply feedback constructively.</w:t>
+              <w:rPr>
+                <w:rFonts w:asciiTheme="majorBidi" w:hAnsiTheme="majorBidi" w:cstheme="majorBidi"/>
+              </w:rPr>
+            </w:pPr>
+            <w:r>
+              <w:rPr>
+                <w:rFonts w:asciiTheme="majorBidi" w:hAnsiTheme="majorBidi" w:cstheme="majorBidi"/>
+              </w:rPr>
+              <w:t>1. Deep curiosity about neural networks and emerging AI tools</w:t>
+            </w:r>
+          </w:p>
+          <w:p>
+            <w:pPr>
+              <w:spacing w:after="160" w:line="278" w:lineRule="auto"/>
+              <w:rPr>
+                <w:rFonts w:asciiTheme="majorBidi" w:hAnsiTheme="majorBidi" w:cstheme="majorBidi"/>
+              </w:rPr>
+            </w:pPr>
+            <w:r>
+              <w:rPr>
+                <w:rFonts w:asciiTheme="majorBidi" w:hAnsiTheme="majorBidi" w:cstheme="majorBidi"/>
+              </w:rPr>
+              <w:t>2. Consistent engagement with advanced ML concepts (e.g., regularization, bias-variance tradeoff)</w:t>
+            </w:r>
+          </w:p>
+          <w:p>
+            <w:pPr>
+              <w:spacing w:after="160" w:line="278" w:lineRule="auto"/>
+              <w:rPr>
+                <w:rFonts w:asciiTheme="majorBidi" w:hAnsiTheme="majorBidi" w:cstheme="majorBidi"/>
+              </w:rPr>
+            </w:pPr>
+            <w:r>
+              <w:rPr>
+                <w:rFonts w:asciiTheme="majorBidi" w:hAnsiTheme="majorBidi" w:cstheme="majorBidi"/>
+              </w:rPr>
+              <w:t>3. Strong self-discipline in completing independent readings and prototyping tasks</w:t>
             </w:r>
           </w:p>
         </w:tc>
@@ -198,8 +188,6 @@
           <w:p>
             <w:pPr>
               <w:spacing w:after="160" w:line="278" w:lineRule="auto"/>
-              <w:jc w:val="both"/>
-              <w:cnfStyle w:val="000000100000" w:firstRow="0" w:lastRow="0" w:firstColumn="0" w:lastColumn="0" w:oddVBand="0" w:evenVBand="0" w:oddHBand="1" w:evenHBand="0" w:firstRowFirstColumn="0" w:firstRowLastColumn="0" w:lastRowFirstColumn="0" w:lastRowLastColumn="0"/>
               <w:rPr>
                 <w:rFonts w:asciiTheme="majorBidi" w:hAnsiTheme="majorBidi" w:cstheme="majorBidi"/>
                 <w:b/>
@@ -212,55 +200,49 @@
                 <w:b/>
                 <w:bCs/>
               </w:rPr>
-              <w:t>Weaknesses / Areas for Further Development</w:t>
-            </w:r>
-          </w:p>
-          <w:p>
-            <w:pPr>
-              <w:spacing w:after="160" w:line="278" w:lineRule="auto"/>
-              <w:jc w:val="both"/>
-              <w:cnfStyle w:val="000000100000" w:firstRow="0" w:lastRow="0" w:firstColumn="0" w:lastColumn="0" w:oddVBand="0" w:evenVBand="0" w:oddHBand="1" w:evenHBand="0" w:firstRowFirstColumn="0" w:firstRowLastColumn="0" w:lastRowFirstColumn="0" w:lastRowLastColumn="0"/>
-              <w:rPr>
-                <w:rFonts w:asciiTheme="majorBidi" w:hAnsiTheme="majorBidi" w:cstheme="majorBidi"/>
-              </w:rPr>
-            </w:pPr>
-            <w:r>
-              <w:rPr>
-                <w:rFonts w:asciiTheme="majorBidi" w:hAnsiTheme="majorBidi" w:cstheme="majorBidi"/>
-              </w:rPr>
-              <w:t>1. Lack of confidence in statistical interpretation and early difficulties with SPSS.</w:t>
-            </w:r>
-          </w:p>
-          <w:p>
-            <w:pPr>
-              <w:spacing w:after="160" w:line="278" w:lineRule="auto"/>
-              <w:jc w:val="both"/>
-              <w:cnfStyle w:val="000000100000" w:firstRow="0" w:lastRow="0" w:firstColumn="0" w:lastColumn="0" w:oddVBand="0" w:evenVBand="0" w:oddHBand="1" w:evenHBand="0" w:firstRowFirstColumn="0" w:firstRowLastColumn="0" w:lastRowFirstColumn="0" w:lastRowLastColumn="0"/>
-              <w:rPr>
-                <w:rFonts w:asciiTheme="majorBidi" w:hAnsiTheme="majorBidi" w:cstheme="majorBidi"/>
-              </w:rPr>
-            </w:pPr>
-            <w:r>
-              <w:rPr>
-                <w:rFonts w:asciiTheme="majorBidi" w:hAnsiTheme="majorBidi" w:cstheme="majorBidi"/>
-              </w:rPr>
-              <w:t>2. Limited leadership experience within team environments.</w:t>
-            </w:r>
-          </w:p>
-          <w:p>
-            <w:pPr>
-              <w:spacing w:after="160" w:line="278" w:lineRule="auto"/>
-              <w:jc w:val="both"/>
-              <w:cnfStyle w:val="000000100000" w:firstRow="0" w:lastRow="0" w:firstColumn="0" w:lastColumn="0" w:oddVBand="0" w:evenVBand="0" w:oddHBand="1" w:evenHBand="0" w:firstRowFirstColumn="0" w:firstRowLastColumn="0" w:lastRowFirstColumn="0" w:lastRowLastColumn="0"/>
-              <w:rPr>
-                <w:rFonts w:asciiTheme="majorBidi" w:hAnsiTheme="majorBidi" w:cstheme="majorBidi"/>
-              </w:rPr>
-            </w:pPr>
-            <w:r>
-              <w:rPr>
-                <w:rFonts w:asciiTheme="majorBidi" w:hAnsiTheme="majorBidi" w:cstheme="majorBidi"/>
-              </w:rPr>
-              <w:t>3. Academic writing still needs refinement for clarity and critical depth.</w:t>
+              <w:t>Weaknesses / Areas for further development</w:t>
+            </w:r>
+          </w:p>
+          <w:p>
+            <w:pPr>
+              <w:spacing w:after="160" w:line="278" w:lineRule="auto"/>
+              <w:rPr>
+                <w:rFonts w:asciiTheme="majorBidi" w:hAnsiTheme="majorBidi" w:cstheme="majorBidi"/>
+              </w:rPr>
+            </w:pPr>
+            <w:r>
+              <w:rPr>
+                <w:rFonts w:asciiTheme="majorBidi" w:hAnsiTheme="majorBidi" w:cstheme="majorBidi"/>
+              </w:rPr>
+              <w:t>1. Overemphasis on technical depth sometimes leads to neglecting communication clarity</w:t>
+            </w:r>
+          </w:p>
+          <w:p>
+            <w:pPr>
+              <w:spacing w:after="160" w:line="278" w:lineRule="auto"/>
+              <w:rPr>
+                <w:rFonts w:asciiTheme="majorBidi" w:hAnsiTheme="majorBidi" w:cstheme="majorBidi"/>
+              </w:rPr>
+            </w:pPr>
+            <w:r>
+              <w:rPr>
+                <w:rFonts w:asciiTheme="majorBidi" w:hAnsiTheme="majorBidi" w:cstheme="majorBidi"/>
+              </w:rPr>
+              <w:t>2. Lack of confidence in presenting complex concepts to non-technical peers</w:t>
+            </w:r>
+          </w:p>
+          <w:p>
+            <w:pPr>
+              <w:spacing w:after="160" w:line="278" w:lineRule="auto"/>
+              <w:rPr>
+                <w:rFonts w:asciiTheme="majorBidi" w:hAnsiTheme="majorBidi" w:cstheme="majorBidi"/>
+              </w:rPr>
+            </w:pPr>
+            <w:r>
+              <w:rPr>
+                <w:rFonts w:asciiTheme="majorBidi" w:hAnsiTheme="majorBidi" w:cstheme="majorBidi"/>
+              </w:rPr>
+              <w:t>3. Inconsistent participation in group tasks or leadership roles</w:t>
             </w:r>
           </w:p>
         </w:tc>
@@ -268,27 +250,29 @@
       <w:tr>
         <w:tc>
           <w:tcPr>
-            <w:cnfStyle w:val="001000000000" w:firstRow="0" w:lastRow="0" w:firstColumn="1" w:lastColumn="0" w:oddVBand="0" w:evenVBand="0" w:oddHBand="0" w:evenHBand="0" w:firstRowFirstColumn="0" w:firstRowLastColumn="0" w:lastRowFirstColumn="0" w:lastRowLastColumn="0"/>
             <w:tcW w:w="0" w:type="auto"/>
             <w:hideMark/>
           </w:tcPr>
           <w:p>
             <w:pPr>
               <w:spacing w:after="160" w:line="278" w:lineRule="auto"/>
-              <w:jc w:val="both"/>
-              <w:rPr>
-                <w:rFonts w:asciiTheme="majorBidi" w:hAnsiTheme="majorBidi" w:cstheme="majorBidi"/>
-              </w:rPr>
-            </w:pPr>
-            <w:r>
-              <w:rPr>
-                <w:rFonts w:asciiTheme="majorBidi" w:hAnsiTheme="majorBidi" w:cstheme="majorBidi"/>
+              <w:rPr>
+                <w:rFonts w:asciiTheme="majorBidi" w:hAnsiTheme="majorBidi" w:cstheme="majorBidi"/>
+              </w:rPr>
+            </w:pPr>
+            <w:r>
+              <w:rPr>
+                <w:rFonts w:asciiTheme="majorBidi" w:hAnsiTheme="majorBidi" w:cstheme="majorBidi"/>
+                <w:b/>
+                <w:bCs/>
               </w:rPr>
               <w:t>External origin</w:t>
             </w:r>
             <w:r>
               <w:rPr>
                 <w:rFonts w:asciiTheme="majorBidi" w:hAnsiTheme="majorBidi" w:cstheme="majorBidi"/>
+                <w:b/>
+                <w:bCs/>
               </w:rPr>
               <w:t xml:space="preserve"> </w:t>
             </w:r>
@@ -308,8 +292,6 @@
           <w:p>
             <w:pPr>
               <w:spacing w:after="160" w:line="278" w:lineRule="auto"/>
-              <w:jc w:val="both"/>
-              <w:cnfStyle w:val="000000000000" w:firstRow="0" w:lastRow="0" w:firstColumn="0" w:lastColumn="0" w:oddVBand="0" w:evenVBand="0" w:oddHBand="0" w:evenHBand="0" w:firstRowFirstColumn="0" w:firstRowLastColumn="0" w:lastRowFirstColumn="0" w:lastRowLastColumn="0"/>
               <w:rPr>
                 <w:rFonts w:asciiTheme="majorBidi" w:hAnsiTheme="majorBidi" w:cstheme="majorBidi"/>
                 <w:b/>
@@ -328,63 +310,43 @@
           <w:p>
             <w:pPr>
               <w:spacing w:after="160" w:line="278" w:lineRule="auto"/>
-              <w:jc w:val="both"/>
-              <w:cnfStyle w:val="000000000000" w:firstRow="0" w:lastRow="0" w:firstColumn="0" w:lastColumn="0" w:oddVBand="0" w:evenVBand="0" w:oddHBand="0" w:evenHBand="0" w:firstRowFirstColumn="0" w:firstRowLastColumn="0" w:lastRowFirstColumn="0" w:lastRowLastColumn="0"/>
-              <w:rPr>
-                <w:rFonts w:asciiTheme="majorBidi" w:hAnsiTheme="majorBidi" w:cstheme="majorBidi"/>
-              </w:rPr>
-            </w:pPr>
-            <w:r>
-              <w:rPr>
-                <w:rFonts w:asciiTheme="majorBidi" w:hAnsiTheme="majorBidi" w:cstheme="majorBidi"/>
-              </w:rPr>
-              <w:t xml:space="preserve">1. Access to online learning platforms (e.g., Coursera, </w:t>
-            </w:r>
-            <w:proofErr w:type="spellStart"/>
-            <w:r>
-              <w:rPr>
-                <w:rFonts w:asciiTheme="majorBidi" w:hAnsiTheme="majorBidi" w:cstheme="majorBidi"/>
-              </w:rPr>
-              <w:t>FutureLearn</w:t>
-            </w:r>
-            <w:proofErr w:type="spellEnd"/>
-            <w:r>
-              <w:rPr>
-                <w:rFonts w:asciiTheme="majorBidi" w:hAnsiTheme="majorBidi" w:cstheme="majorBidi"/>
-              </w:rPr>
-              <w:t>) to learn tools like R and strengthen analytical skills.</w:t>
-            </w:r>
-          </w:p>
-          <w:p>
-            <w:pPr>
-              <w:spacing w:after="160" w:line="278" w:lineRule="auto"/>
-              <w:jc w:val="both"/>
-              <w:cnfStyle w:val="000000000000" w:firstRow="0" w:lastRow="0" w:firstColumn="0" w:lastColumn="0" w:oddVBand="0" w:evenVBand="0" w:oddHBand="0" w:evenHBand="0" w:firstRowFirstColumn="0" w:firstRowLastColumn="0" w:lastRowFirstColumn="0" w:lastRowLastColumn="0"/>
-              <w:rPr>
-                <w:rFonts w:asciiTheme="majorBidi" w:hAnsiTheme="majorBidi" w:cstheme="majorBidi"/>
-              </w:rPr>
-            </w:pPr>
-            <w:r>
-              <w:rPr>
-                <w:rFonts w:asciiTheme="majorBidi" w:hAnsiTheme="majorBidi" w:cstheme="majorBidi"/>
-              </w:rPr>
-              <w:t>2. Participation in student-led seminars and peer review activities to enhance collaboration and communication.</w:t>
-            </w:r>
-          </w:p>
-          <w:p>
-            <w:pPr>
-              <w:spacing w:after="160" w:line="278" w:lineRule="auto"/>
-              <w:jc w:val="both"/>
-              <w:cnfStyle w:val="000000000000" w:firstRow="0" w:lastRow="0" w:firstColumn="0" w:lastColumn="0" w:oddVBand="0" w:evenVBand="0" w:oddHBand="0" w:evenHBand="0" w:firstRowFirstColumn="0" w:firstRowLastColumn="0" w:lastRowFirstColumn="0" w:lastRowLastColumn="0"/>
-              <w:rPr>
-                <w:rFonts w:asciiTheme="majorBidi" w:hAnsiTheme="majorBidi" w:cstheme="majorBidi"/>
-              </w:rPr>
-            </w:pPr>
-            <w:r>
-              <w:rPr>
-                <w:rFonts w:asciiTheme="majorBidi" w:hAnsiTheme="majorBidi" w:cstheme="majorBidi"/>
-              </w:rPr>
-              <w:t>3. Availability of academic writing workshops and research support at the university.</w:t>
+              <w:rPr>
+                <w:rFonts w:asciiTheme="majorBidi" w:hAnsiTheme="majorBidi" w:cstheme="majorBidi"/>
+              </w:rPr>
+            </w:pPr>
+            <w:r>
+              <w:rPr>
+                <w:rFonts w:asciiTheme="majorBidi" w:hAnsiTheme="majorBidi" w:cstheme="majorBidi"/>
+              </w:rPr>
+              <w:t>1. Availability of expert-led seminars and workshops</w:t>
+            </w:r>
+          </w:p>
+          <w:p>
+            <w:pPr>
+              <w:spacing w:after="160" w:line="278" w:lineRule="auto"/>
+              <w:rPr>
+                <w:rFonts w:asciiTheme="majorBidi" w:hAnsiTheme="majorBidi" w:cstheme="majorBidi"/>
+              </w:rPr>
+            </w:pPr>
+            <w:r>
+              <w:rPr>
+                <w:rFonts w:asciiTheme="majorBidi" w:hAnsiTheme="majorBidi" w:cstheme="majorBidi"/>
+              </w:rPr>
+              <w:t>2. Access to high-quality readings, especially Bishop &amp; Bishop (2024), which bridges theory and practical AI systems</w:t>
+            </w:r>
+          </w:p>
+          <w:p>
+            <w:pPr>
+              <w:spacing w:after="160" w:line="278" w:lineRule="auto"/>
+              <w:rPr>
+                <w:rFonts w:asciiTheme="majorBidi" w:hAnsiTheme="majorBidi" w:cstheme="majorBidi"/>
+              </w:rPr>
+            </w:pPr>
+            <w:r>
+              <w:rPr>
+                <w:rFonts w:asciiTheme="majorBidi" w:hAnsiTheme="majorBidi" w:cstheme="majorBidi"/>
+              </w:rPr>
+              <w:t>3. Increasing demand for AI literacy and responsible ML ethics in the job market</w:t>
             </w:r>
           </w:p>
         </w:tc>
@@ -396,8 +358,6 @@
           <w:p>
             <w:pPr>
               <w:spacing w:after="160" w:line="278" w:lineRule="auto"/>
-              <w:jc w:val="both"/>
-              <w:cnfStyle w:val="000000000000" w:firstRow="0" w:lastRow="0" w:firstColumn="0" w:lastColumn="0" w:oddVBand="0" w:evenVBand="0" w:oddHBand="0" w:evenHBand="0" w:firstRowFirstColumn="0" w:firstRowLastColumn="0" w:lastRowFirstColumn="0" w:lastRowLastColumn="0"/>
               <w:rPr>
                 <w:rFonts w:asciiTheme="majorBidi" w:hAnsiTheme="majorBidi" w:cstheme="majorBidi"/>
                 <w:b/>
@@ -416,49 +376,43 @@
           <w:p>
             <w:pPr>
               <w:spacing w:after="160" w:line="278" w:lineRule="auto"/>
-              <w:jc w:val="both"/>
-              <w:cnfStyle w:val="000000000000" w:firstRow="0" w:lastRow="0" w:firstColumn="0" w:lastColumn="0" w:oddVBand="0" w:evenVBand="0" w:oddHBand="0" w:evenHBand="0" w:firstRowFirstColumn="0" w:firstRowLastColumn="0" w:lastRowFirstColumn="0" w:lastRowLastColumn="0"/>
-              <w:rPr>
-                <w:rFonts w:asciiTheme="majorBidi" w:hAnsiTheme="majorBidi" w:cstheme="majorBidi"/>
-              </w:rPr>
-            </w:pPr>
-            <w:r>
-              <w:rPr>
-                <w:rFonts w:asciiTheme="majorBidi" w:hAnsiTheme="majorBidi" w:cstheme="majorBidi"/>
-              </w:rPr>
-              <w:t>1. Managing multiple learning goals alongside time constraints from other academic commitments.</w:t>
-            </w:r>
-          </w:p>
-          <w:p>
-            <w:pPr>
-              <w:spacing w:after="160" w:line="278" w:lineRule="auto"/>
-              <w:jc w:val="both"/>
-              <w:cnfStyle w:val="000000000000" w:firstRow="0" w:lastRow="0" w:firstColumn="0" w:lastColumn="0" w:oddVBand="0" w:evenVBand="0" w:oddHBand="0" w:evenHBand="0" w:firstRowFirstColumn="0" w:firstRowLastColumn="0" w:lastRowFirstColumn="0" w:lastRowLastColumn="0"/>
-              <w:rPr>
-                <w:rFonts w:asciiTheme="majorBidi" w:hAnsiTheme="majorBidi" w:cstheme="majorBidi"/>
-              </w:rPr>
-            </w:pPr>
-            <w:r>
-              <w:rPr>
-                <w:rFonts w:asciiTheme="majorBidi" w:hAnsiTheme="majorBidi" w:cstheme="majorBidi"/>
-              </w:rPr>
-              <w:t>2. Limited access to some research software outside university-provided environments.</w:t>
-            </w:r>
-          </w:p>
-          <w:p>
-            <w:pPr>
-              <w:spacing w:after="160" w:line="278" w:lineRule="auto"/>
-              <w:jc w:val="both"/>
-              <w:cnfStyle w:val="000000000000" w:firstRow="0" w:lastRow="0" w:firstColumn="0" w:lastColumn="0" w:oddVBand="0" w:evenVBand="0" w:oddHBand="0" w:evenHBand="0" w:firstRowFirstColumn="0" w:firstRowLastColumn="0" w:lastRowFirstColumn="0" w:lastRowLastColumn="0"/>
-              <w:rPr>
-                <w:rFonts w:asciiTheme="majorBidi" w:hAnsiTheme="majorBidi" w:cstheme="majorBidi"/>
-              </w:rPr>
-            </w:pPr>
-            <w:r>
-              <w:rPr>
-                <w:rFonts w:asciiTheme="majorBidi" w:hAnsiTheme="majorBidi" w:cstheme="majorBidi"/>
-              </w:rPr>
-              <w:t>3. Potential for information overload while transitioning between quantitative and qualitative learning modes.</w:t>
+              <w:rPr>
+                <w:rFonts w:asciiTheme="majorBidi" w:hAnsiTheme="majorBidi" w:cstheme="majorBidi"/>
+              </w:rPr>
+            </w:pPr>
+            <w:r>
+              <w:rPr>
+                <w:rFonts w:asciiTheme="majorBidi" w:hAnsiTheme="majorBidi" w:cstheme="majorBidi"/>
+              </w:rPr>
+              <w:t>1. Ethical concerns around AI could limit the types of projects the student wants to explore</w:t>
+            </w:r>
+          </w:p>
+          <w:p>
+            <w:pPr>
+              <w:spacing w:after="160" w:line="278" w:lineRule="auto"/>
+              <w:rPr>
+                <w:rFonts w:asciiTheme="majorBidi" w:hAnsiTheme="majorBidi" w:cstheme="majorBidi"/>
+              </w:rPr>
+            </w:pPr>
+            <w:r>
+              <w:rPr>
+                <w:rFonts w:asciiTheme="majorBidi" w:hAnsiTheme="majorBidi" w:cstheme="majorBidi"/>
+              </w:rPr>
+              <w:t>2. Possible difficulty balancing ML study with other academic responsibilities</w:t>
+            </w:r>
+          </w:p>
+          <w:p>
+            <w:pPr>
+              <w:spacing w:after="160" w:line="278" w:lineRule="auto"/>
+              <w:rPr>
+                <w:rFonts w:asciiTheme="majorBidi" w:hAnsiTheme="majorBidi" w:cstheme="majorBidi"/>
+              </w:rPr>
+            </w:pPr>
+            <w:r>
+              <w:rPr>
+                <w:rFonts w:asciiTheme="majorBidi" w:hAnsiTheme="majorBidi" w:cstheme="majorBidi"/>
+              </w:rPr>
+              <w:t>3. Dependence on rapidly evolving external tools (e.g., APIs, frameworks) may create instability in learning progress</w:t>
             </w:r>
           </w:p>
         </w:tc>
@@ -466,7 +420,6 @@
     </w:tbl>
     <w:p>
       <w:pPr>
-        <w:jc w:val="both"/>
         <w:rPr>
           <w:rFonts w:asciiTheme="majorBidi" w:hAnsiTheme="majorBidi" w:cstheme="majorBidi"/>
         </w:rPr>
@@ -890,7 +843,7 @@
     <w:link w:val="Heading1Char"/>
     <w:uiPriority w:val="9"/>
     <w:qFormat/>
-    <w:rsid w:val="005450E3"/>
+    <w:rsid w:val="00427966"/>
     <w:pPr>
       <w:keepNext/>
       <w:keepLines/>
@@ -913,7 +866,7 @@
     <w:semiHidden/>
     <w:unhideWhenUsed/>
     <w:qFormat/>
-    <w:rsid w:val="005450E3"/>
+    <w:rsid w:val="00427966"/>
     <w:pPr>
       <w:keepNext/>
       <w:keepLines/>
@@ -936,7 +889,7 @@
     <w:semiHidden/>
     <w:unhideWhenUsed/>
     <w:qFormat/>
-    <w:rsid w:val="005450E3"/>
+    <w:rsid w:val="00427966"/>
     <w:pPr>
       <w:keepNext/>
       <w:keepLines/>
@@ -959,7 +912,7 @@
     <w:semiHidden/>
     <w:unhideWhenUsed/>
     <w:qFormat/>
-    <w:rsid w:val="005450E3"/>
+    <w:rsid w:val="00427966"/>
     <w:pPr>
       <w:keepNext/>
       <w:keepLines/>
@@ -982,7 +935,7 @@
     <w:semiHidden/>
     <w:unhideWhenUsed/>
     <w:qFormat/>
-    <w:rsid w:val="005450E3"/>
+    <w:rsid w:val="00427966"/>
     <w:pPr>
       <w:keepNext/>
       <w:keepLines/>
@@ -1003,7 +956,7 @@
     <w:semiHidden/>
     <w:unhideWhenUsed/>
     <w:qFormat/>
-    <w:rsid w:val="005450E3"/>
+    <w:rsid w:val="00427966"/>
     <w:pPr>
       <w:keepNext/>
       <w:keepLines/>
@@ -1026,7 +979,7 @@
     <w:semiHidden/>
     <w:unhideWhenUsed/>
     <w:qFormat/>
-    <w:rsid w:val="005450E3"/>
+    <w:rsid w:val="00427966"/>
     <w:pPr>
       <w:keepNext/>
       <w:keepLines/>
@@ -1047,7 +1000,7 @@
     <w:semiHidden/>
     <w:unhideWhenUsed/>
     <w:qFormat/>
-    <w:rsid w:val="005450E3"/>
+    <w:rsid w:val="00427966"/>
     <w:pPr>
       <w:keepNext/>
       <w:keepLines/>
@@ -1070,7 +1023,7 @@
     <w:semiHidden/>
     <w:unhideWhenUsed/>
     <w:qFormat/>
-    <w:rsid w:val="005450E3"/>
+    <w:rsid w:val="00427966"/>
     <w:pPr>
       <w:keepNext/>
       <w:keepLines/>
@@ -1113,7 +1066,7 @@
     <w:basedOn w:val="DefaultParagraphFont"/>
     <w:link w:val="Heading1"/>
     <w:uiPriority w:val="9"/>
-    <w:rsid w:val="005450E3"/>
+    <w:rsid w:val="00427966"/>
     <w:rPr>
       <w:rFonts w:asciiTheme="majorHAnsi" w:eastAsiaTheme="majorEastAsia" w:hAnsiTheme="majorHAnsi" w:cstheme="majorBidi"/>
       <w:color w:val="2E74B5" w:themeColor="accent1" w:themeShade="BF"/>
@@ -1127,7 +1080,7 @@
     <w:link w:val="Heading2"/>
     <w:uiPriority w:val="9"/>
     <w:semiHidden/>
-    <w:rsid w:val="005450E3"/>
+    <w:rsid w:val="00427966"/>
     <w:rPr>
       <w:rFonts w:asciiTheme="majorHAnsi" w:eastAsiaTheme="majorEastAsia" w:hAnsiTheme="majorHAnsi" w:cstheme="majorBidi"/>
       <w:color w:val="2E74B5" w:themeColor="accent1" w:themeShade="BF"/>
@@ -1141,7 +1094,7 @@
     <w:link w:val="Heading3"/>
     <w:uiPriority w:val="9"/>
     <w:semiHidden/>
-    <w:rsid w:val="005450E3"/>
+    <w:rsid w:val="00427966"/>
     <w:rPr>
       <w:rFonts w:eastAsiaTheme="majorEastAsia" w:cstheme="majorBidi"/>
       <w:color w:val="2E74B5" w:themeColor="accent1" w:themeShade="BF"/>
@@ -1155,7 +1108,7 @@
     <w:link w:val="Heading4"/>
     <w:uiPriority w:val="9"/>
     <w:semiHidden/>
-    <w:rsid w:val="005450E3"/>
+    <w:rsid w:val="00427966"/>
     <w:rPr>
       <w:rFonts w:eastAsiaTheme="majorEastAsia" w:cstheme="majorBidi"/>
       <w:i/>
@@ -1169,7 +1122,7 @@
     <w:link w:val="Heading5"/>
     <w:uiPriority w:val="9"/>
     <w:semiHidden/>
-    <w:rsid w:val="005450E3"/>
+    <w:rsid w:val="00427966"/>
     <w:rPr>
       <w:rFonts w:eastAsiaTheme="majorEastAsia" w:cstheme="majorBidi"/>
       <w:color w:val="2E74B5" w:themeColor="accent1" w:themeShade="BF"/>
@@ -1181,7 +1134,7 @@
     <w:link w:val="Heading6"/>
     <w:uiPriority w:val="9"/>
     <w:semiHidden/>
-    <w:rsid w:val="005450E3"/>
+    <w:rsid w:val="00427966"/>
     <w:rPr>
       <w:rFonts w:eastAsiaTheme="majorEastAsia" w:cstheme="majorBidi"/>
       <w:i/>
@@ -1195,7 +1148,7 @@
     <w:link w:val="Heading7"/>
     <w:uiPriority w:val="9"/>
     <w:semiHidden/>
-    <w:rsid w:val="005450E3"/>
+    <w:rsid w:val="00427966"/>
     <w:rPr>
       <w:rFonts w:eastAsiaTheme="majorEastAsia" w:cstheme="majorBidi"/>
       <w:color w:val="595959" w:themeColor="text1" w:themeTint="A6"/>
@@ -1207,7 +1160,7 @@
     <w:link w:val="Heading8"/>
     <w:uiPriority w:val="9"/>
     <w:semiHidden/>
-    <w:rsid w:val="005450E3"/>
+    <w:rsid w:val="00427966"/>
     <w:rPr>
       <w:rFonts w:eastAsiaTheme="majorEastAsia" w:cstheme="majorBidi"/>
       <w:i/>
@@ -1221,7 +1174,7 @@
     <w:link w:val="Heading9"/>
     <w:uiPriority w:val="9"/>
     <w:semiHidden/>
-    <w:rsid w:val="005450E3"/>
+    <w:rsid w:val="00427966"/>
     <w:rPr>
       <w:rFonts w:eastAsiaTheme="majorEastAsia" w:cstheme="majorBidi"/>
       <w:color w:val="272727" w:themeColor="text1" w:themeTint="D8"/>
@@ -1234,7 +1187,7 @@
     <w:link w:val="TitleChar"/>
     <w:uiPriority w:val="10"/>
     <w:qFormat/>
-    <w:rsid w:val="005450E3"/>
+    <w:rsid w:val="00427966"/>
     <w:pPr>
       <w:spacing w:after="80" w:line="240" w:lineRule="auto"/>
       <w:contextualSpacing/>
@@ -1252,7 +1205,7 @@
     <w:basedOn w:val="DefaultParagraphFont"/>
     <w:link w:val="Title"/>
     <w:uiPriority w:val="10"/>
-    <w:rsid w:val="005450E3"/>
+    <w:rsid w:val="00427966"/>
     <w:rPr>
       <w:rFonts w:asciiTheme="majorHAnsi" w:eastAsiaTheme="majorEastAsia" w:hAnsiTheme="majorHAnsi" w:cstheme="majorBidi"/>
       <w:spacing w:val="-10"/>
@@ -1268,7 +1221,7 @@
     <w:link w:val="SubtitleChar"/>
     <w:uiPriority w:val="11"/>
     <w:qFormat/>
-    <w:rsid w:val="005450E3"/>
+    <w:rsid w:val="00427966"/>
     <w:pPr>
       <w:numPr>
         <w:ilvl w:val="1"/>
@@ -1287,7 +1240,7 @@
     <w:basedOn w:val="DefaultParagraphFont"/>
     <w:link w:val="Subtitle"/>
     <w:uiPriority w:val="11"/>
-    <w:rsid w:val="005450E3"/>
+    <w:rsid w:val="00427966"/>
     <w:rPr>
       <w:rFonts w:eastAsiaTheme="majorEastAsia" w:cstheme="majorBidi"/>
       <w:color w:val="595959" w:themeColor="text1" w:themeTint="A6"/>
@@ -1303,7 +1256,7 @@
     <w:link w:val="QuoteChar"/>
     <w:uiPriority w:val="29"/>
     <w:qFormat/>
-    <w:rsid w:val="005450E3"/>
+    <w:rsid w:val="00427966"/>
     <w:pPr>
       <w:spacing w:before="160"/>
       <w:jc w:val="center"/>
@@ -1319,7 +1272,7 @@
     <w:basedOn w:val="DefaultParagraphFont"/>
     <w:link w:val="Quote"/>
     <w:uiPriority w:val="29"/>
-    <w:rsid w:val="005450E3"/>
+    <w:rsid w:val="00427966"/>
     <w:rPr>
       <w:i/>
       <w:iCs/>
@@ -1331,7 +1284,7 @@
     <w:basedOn w:val="Normal"/>
     <w:uiPriority w:val="34"/>
     <w:qFormat/>
-    <w:rsid w:val="005450E3"/>
+    <w:rsid w:val="00427966"/>
     <w:pPr>
       <w:ind w:left="720"/>
       <w:contextualSpacing/>
@@ -1342,7 +1295,7 @@
     <w:basedOn w:val="DefaultParagraphFont"/>
     <w:uiPriority w:val="21"/>
     <w:qFormat/>
-    <w:rsid w:val="005450E3"/>
+    <w:rsid w:val="00427966"/>
     <w:rPr>
       <w:i/>
       <w:iCs/>
@@ -1356,7 +1309,7 @@
     <w:link w:val="IntenseQuoteChar"/>
     <w:uiPriority w:val="30"/>
     <w:qFormat/>
-    <w:rsid w:val="005450E3"/>
+    <w:rsid w:val="00427966"/>
     <w:pPr>
       <w:pBdr>
         <w:top w:val="single" w:sz="4" w:space="10" w:color="2E74B5" w:themeColor="accent1" w:themeShade="BF"/>
@@ -1377,7 +1330,7 @@
     <w:basedOn w:val="DefaultParagraphFont"/>
     <w:link w:val="IntenseQuote"/>
     <w:uiPriority w:val="30"/>
-    <w:rsid w:val="005450E3"/>
+    <w:rsid w:val="00427966"/>
     <w:rPr>
       <w:i/>
       <w:iCs/>
@@ -1389,7 +1342,7 @@
     <w:basedOn w:val="DefaultParagraphFont"/>
     <w:uiPriority w:val="32"/>
     <w:qFormat/>
-    <w:rsid w:val="005450E3"/>
+    <w:rsid w:val="00427966"/>
     <w:rPr>
       <w:b/>
       <w:bCs/>
@@ -1398,68 +1351,24 @@
       <w:spacing w:val="5"/>
     </w:rPr>
   </w:style>
-  <w:style w:type="table" w:styleId="PlainTable1">
-    <w:name w:val="Plain Table 1"/>
+  <w:style w:type="table" w:styleId="TableGrid">
+    <w:name w:val="Table Grid"/>
     <w:basedOn w:val="TableNormal"/>
-    <w:uiPriority w:val="41"/>
-    <w:rsid w:val="005450E3"/>
+    <w:uiPriority w:val="39"/>
+    <w:rsid w:val="00427966"/>
     <w:pPr>
       <w:spacing w:after="0" w:line="240" w:lineRule="auto"/>
     </w:pPr>
     <w:tblPr>
-      <w:tblStyleRowBandSize w:val="1"/>
-      <w:tblStyleColBandSize w:val="1"/>
       <w:tblBorders>
-        <w:top w:val="single" w:sz="4" w:space="0" w:color="BFBFBF" w:themeColor="background1" w:themeShade="BF"/>
-        <w:left w:val="single" w:sz="4" w:space="0" w:color="BFBFBF" w:themeColor="background1" w:themeShade="BF"/>
-        <w:bottom w:val="single" w:sz="4" w:space="0" w:color="BFBFBF" w:themeColor="background1" w:themeShade="BF"/>
-        <w:right w:val="single" w:sz="4" w:space="0" w:color="BFBFBF" w:themeColor="background1" w:themeShade="BF"/>
-        <w:insideH w:val="single" w:sz="4" w:space="0" w:color="BFBFBF" w:themeColor="background1" w:themeShade="BF"/>
-        <w:insideV w:val="single" w:sz="4" w:space="0" w:color="BFBFBF" w:themeColor="background1" w:themeShade="BF"/>
+        <w:top w:val="single" w:sz="4" w:space="0" w:color="auto"/>
+        <w:left w:val="single" w:sz="4" w:space="0" w:color="auto"/>
+        <w:bottom w:val="single" w:sz="4" w:space="0" w:color="auto"/>
+        <w:right w:val="single" w:sz="4" w:space="0" w:color="auto"/>
+        <w:insideH w:val="single" w:sz="4" w:space="0" w:color="auto"/>
+        <w:insideV w:val="single" w:sz="4" w:space="0" w:color="auto"/>
       </w:tblBorders>
     </w:tblPr>
-    <w:tblStylePr w:type="firstRow">
-      <w:rPr>
-        <w:b/>
-        <w:bCs/>
-      </w:rPr>
-    </w:tblStylePr>
-    <w:tblStylePr w:type="lastRow">
-      <w:rPr>
-        <w:b/>
-        <w:bCs/>
-      </w:rPr>
-      <w:tblPr/>
-      <w:tcPr>
-        <w:tcBorders>
-          <w:top w:val="double" w:sz="4" w:space="0" w:color="BFBFBF" w:themeColor="background1" w:themeShade="BF"/>
-        </w:tcBorders>
-      </w:tcPr>
-    </w:tblStylePr>
-    <w:tblStylePr w:type="firstCol">
-      <w:rPr>
-        <w:b/>
-        <w:bCs/>
-      </w:rPr>
-    </w:tblStylePr>
-    <w:tblStylePr w:type="lastCol">
-      <w:rPr>
-        <w:b/>
-        <w:bCs/>
-      </w:rPr>
-    </w:tblStylePr>
-    <w:tblStylePr w:type="band1Vert">
-      <w:tblPr/>
-      <w:tcPr>
-        <w:shd w:val="clear" w:color="auto" w:fill="F2F2F2" w:themeFill="background1" w:themeFillShade="F2"/>
-      </w:tcPr>
-    </w:tblStylePr>
-    <w:tblStylePr w:type="band1Horz">
-      <w:tblPr/>
-      <w:tcPr>
-        <w:shd w:val="clear" w:color="auto" w:fill="F2F2F2" w:themeFill="background1" w:themeFillShade="F2"/>
-      </w:tcPr>
-    </w:tblStylePr>
   </w:style>
 </w:styles>
 </file>
@@ -1757,16 +1666,4 @@
     </a:ext>
   </a:extLst>
 </a:theme>
-</file>
-
-<file path=customXml/item1.xml><?xml version="1.0" encoding="utf-8"?>
-<b:Sources xmlns:b="http://schemas.openxmlformats.org/officeDocument/2006/bibliography" xmlns="http://schemas.openxmlformats.org/officeDocument/2006/bibliography" SelectedStyle="\CHICAGO.XSL" StyleName="Chicago" Version="16"/>
-</file>
-
-<file path=customXml/itemProps1.xml><?xml version="1.0" encoding="utf-8"?>
-<ds:datastoreItem xmlns:ds="http://schemas.openxmlformats.org/officeDocument/2006/customXml" ds:itemID="{5F4A3100-73BB-46E3-B3D1-B915016F9CA2}">
-  <ds:schemaRefs>
-    <ds:schemaRef ds:uri="http://schemas.openxmlformats.org/officeDocument/2006/bibliography"/>
-  </ds:schemaRefs>
-</ds:datastoreItem>
 </file>